--- a/William Hamilton.docx
+++ b/William Hamilton.docx
@@ -1105,7 +1105,7 @@
                 <w:noProof/>
               </w:rPr>
               <w:drawing>
-                <wp:anchor distT="0" distB="0" distL="114300" distR="114300" simplePos="0" relativeHeight="251660288" behindDoc="0" locked="0" layoutInCell="1" allowOverlap="1" wp14:anchorId="30D017EE" wp14:editId="1ABC4B48">
+                <wp:anchor distT="0" distB="0" distL="114300" distR="114300" simplePos="0" relativeHeight="251660288" behindDoc="0" locked="0" layoutInCell="1" allowOverlap="1" wp14:anchorId="30D017EE" wp14:editId="6445E685">
                   <wp:simplePos x="0" y="0"/>
                   <wp:positionH relativeFrom="column">
                     <wp:posOffset>1933575</wp:posOffset>
@@ -1181,6 +1181,7 @@
             <w:pPr>
               <w:rPr>
                 <w:color w:val="000000"/>
+                <w:lang w:val="en-ZA"/>
               </w:rPr>
             </w:pPr>
             <w:r>
@@ -1189,13 +1190,35 @@
               </w:rPr>
               <w:t>Phone:</w:t>
             </w:r>
+            <w:r>
+              <w:rPr>
+                <w:color w:val="000000"/>
+              </w:rPr>
+              <w:t xml:space="preserve"> </w:t>
+            </w:r>
+            <w:r>
+              <w:rPr>
+                <w:color w:val="000000"/>
+                <w:lang w:val="en-ZA"/>
+              </w:rPr>
+              <w:t>+27 60 320 5204</w:t>
+            </w:r>
           </w:p>
           <w:p>
             <w:pPr>
               <w:rPr>
                 <w:color w:val="000000"/>
+                <w:lang w:val="en-ZA"/>
               </w:rPr>
             </w:pPr>
+            <w:r>
+              <w:rPr>
+                <w:color w:val="000000"/>
+                <w:sz w:val="16"/>
+                <w:szCs w:val="16"/>
+              </w:rPr>
+              <w:t>(available on WhatsApp)</w:t>
+            </w:r>
           </w:p>
           <w:p>
             <w:pPr>
@@ -1226,7 +1249,7 @@
                 <w:noProof/>
               </w:rPr>
               <w:drawing>
-                <wp:anchor distT="0" distB="0" distL="114300" distR="114300" simplePos="0" relativeHeight="251675648" behindDoc="0" locked="0" layoutInCell="1" allowOverlap="1" wp14:anchorId="0DEA4521" wp14:editId="7463B590">
+                <wp:anchor distT="0" distB="0" distL="114300" distR="114300" simplePos="0" relativeHeight="251675648" behindDoc="0" locked="0" layoutInCell="1" allowOverlap="1" wp14:anchorId="0DEA4521" wp14:editId="44BB6607">
                   <wp:simplePos x="0" y="0"/>
                   <wp:positionH relativeFrom="column">
                     <wp:posOffset>1975508</wp:posOffset>
@@ -1371,6 +1394,7 @@
             <w:pPr>
               <w:rPr>
                 <w:color w:val="000000"/>
+                <w:lang w:val="en-ZA"/>
               </w:rPr>
             </w:pPr>
             <w:r>
@@ -1379,13 +1403,39 @@
               </w:rPr>
               <w:t>Phone:</w:t>
             </w:r>
+            <w:r>
+              <w:rPr>
+                <w:rFonts w:ascii="Consolas" w:eastAsia="Times New Roman" w:hAnsi="Consolas" w:cs="Times New Roman"/>
+                <w:color w:val="E394DC"/>
+                <w:sz w:val="21"/>
+                <w:szCs w:val="21"/>
+                <w:lang w:val="en-ZA" w:eastAsia="en-ZA"/>
+              </w:rPr>
+              <w:t xml:space="preserve"> </w:t>
+            </w:r>
+            <w:r>
+              <w:rPr>
+                <w:color w:val="000000"/>
+                <w:lang w:val="en-ZA"/>
+              </w:rPr>
+              <w:t>+27 60 320 5204</w:t>
+            </w:r>
           </w:p>
           <w:p>
             <w:pPr>
               <w:rPr>
                 <w:color w:val="000000"/>
+                <w:lang w:val="en-ZA"/>
               </w:rPr>
             </w:pPr>
+            <w:r>
+              <w:rPr>
+                <w:color w:val="000000"/>
+                <w:sz w:val="16"/>
+                <w:szCs w:val="16"/>
+              </w:rPr>
+              <w:t>(available on WhatsApp)</w:t>
+            </w:r>
           </w:p>
           <w:p>
             <w:pPr>
@@ -1496,7 +1546,7 @@
                 <w:noProof/>
               </w:rPr>
               <w:drawing>
-                <wp:anchor distT="0" distB="0" distL="114300" distR="114300" simplePos="0" relativeHeight="251681792" behindDoc="0" locked="0" layoutInCell="1" allowOverlap="1" wp14:anchorId="7A27028F" wp14:editId="2C06A2FC">
+                <wp:anchor distT="0" distB="0" distL="114300" distR="114300" simplePos="0" relativeHeight="251681792" behindDoc="0" locked="0" layoutInCell="1" allowOverlap="1" wp14:anchorId="7A27028F" wp14:editId="68CE12FD">
                   <wp:simplePos x="0" y="0"/>
                   <wp:positionH relativeFrom="column">
                     <wp:posOffset>1947497</wp:posOffset>
@@ -1572,6 +1622,7 @@
             <w:pPr>
               <w:rPr>
                 <w:color w:val="000000"/>
+                <w:lang w:val="en-ZA"/>
               </w:rPr>
             </w:pPr>
             <w:r>
@@ -1580,13 +1631,39 @@
               </w:rPr>
               <w:t>Phone:</w:t>
             </w:r>
+            <w:r>
+              <w:rPr>
+                <w:rFonts w:ascii="Consolas" w:eastAsia="Times New Roman" w:hAnsi="Consolas" w:cs="Times New Roman"/>
+                <w:color w:val="E394DC"/>
+                <w:sz w:val="21"/>
+                <w:szCs w:val="21"/>
+                <w:lang w:val="en-ZA" w:eastAsia="en-ZA"/>
+              </w:rPr>
+              <w:t xml:space="preserve"> </w:t>
+            </w:r>
+            <w:r>
+              <w:rPr>
+                <w:color w:val="000000"/>
+                <w:lang w:val="en-ZA"/>
+              </w:rPr>
+              <w:t>+27 60 320 5204</w:t>
+            </w:r>
           </w:p>
           <w:p>
             <w:pPr>
               <w:rPr>
                 <w:color w:val="000000"/>
+                <w:lang w:val="en-ZA"/>
               </w:rPr>
             </w:pPr>
+            <w:r>
+              <w:rPr>
+                <w:color w:val="000000"/>
+                <w:sz w:val="16"/>
+                <w:szCs w:val="16"/>
+              </w:rPr>
+              <w:t>(available on WhatsApp)</w:t>
+            </w:r>
           </w:p>
           <w:p>
             <w:pPr>
@@ -1614,7 +1691,7 @@
                 <w:noProof/>
               </w:rPr>
               <w:drawing>
-                <wp:anchor distT="0" distB="0" distL="114300" distR="114300" simplePos="0" relativeHeight="251677696" behindDoc="0" locked="0" layoutInCell="1" allowOverlap="1" wp14:anchorId="1E3227F3" wp14:editId="76112AA4">
+                <wp:anchor distT="0" distB="0" distL="114300" distR="114300" simplePos="0" relativeHeight="251677696" behindDoc="0" locked="0" layoutInCell="1" allowOverlap="1" wp14:anchorId="1E3227F3" wp14:editId="784421B5">
                   <wp:simplePos x="0" y="0"/>
                   <wp:positionH relativeFrom="column">
                     <wp:posOffset>1989348</wp:posOffset>
@@ -1690,6 +1767,7 @@
             <w:pPr>
               <w:rPr>
                 <w:color w:val="000000"/>
+                <w:lang w:val="en-ZA"/>
               </w:rPr>
             </w:pPr>
             <w:r>
@@ -1698,13 +1776,39 @@
               </w:rPr>
               <w:t>Phone:</w:t>
             </w:r>
+            <w:r>
+              <w:rPr>
+                <w:rFonts w:ascii="Consolas" w:eastAsia="Times New Roman" w:hAnsi="Consolas" w:cs="Times New Roman"/>
+                <w:color w:val="E394DC"/>
+                <w:sz w:val="21"/>
+                <w:szCs w:val="21"/>
+                <w:lang w:val="en-ZA" w:eastAsia="en-ZA"/>
+              </w:rPr>
+              <w:t xml:space="preserve"> </w:t>
+            </w:r>
+            <w:r>
+              <w:rPr>
+                <w:color w:val="000000"/>
+                <w:lang w:val="en-ZA"/>
+              </w:rPr>
+              <w:t>+27 60 320 5204</w:t>
+            </w:r>
           </w:p>
           <w:p>
             <w:pPr>
               <w:rPr>
                 <w:color w:val="000000"/>
+                <w:lang w:val="en-ZA"/>
               </w:rPr>
             </w:pPr>
+            <w:r>
+              <w:rPr>
+                <w:color w:val="000000"/>
+                <w:sz w:val="16"/>
+                <w:szCs w:val="16"/>
+              </w:rPr>
+              <w:t>(available on WhatsApp)</w:t>
+            </w:r>
           </w:p>
           <w:p>
             <w:pPr>
@@ -1812,7 +1916,7 @@
                 <w:noProof/>
               </w:rPr>
               <w:drawing>
-                <wp:anchor distT="0" distB="0" distL="114300" distR="114300" simplePos="0" relativeHeight="251683840" behindDoc="0" locked="0" layoutInCell="1" allowOverlap="1" wp14:anchorId="17B1D6EF" wp14:editId="463E980F">
+                <wp:anchor distT="0" distB="0" distL="114300" distR="114300" simplePos="0" relativeHeight="251683840" behindDoc="0" locked="0" layoutInCell="1" allowOverlap="1" wp14:anchorId="17B1D6EF" wp14:editId="1B03B504">
                   <wp:simplePos x="0" y="0"/>
                   <wp:positionH relativeFrom="column">
                     <wp:posOffset>1948132</wp:posOffset>
@@ -1888,6 +1992,7 @@
             <w:pPr>
               <w:rPr>
                 <w:color w:val="000000"/>
+                <w:lang w:val="en-ZA"/>
               </w:rPr>
             </w:pPr>
             <w:r>
@@ -1896,13 +2001,39 @@
               </w:rPr>
               <w:t>Phone:</w:t>
             </w:r>
+            <w:r>
+              <w:rPr>
+                <w:rFonts w:ascii="Consolas" w:eastAsia="Times New Roman" w:hAnsi="Consolas" w:cs="Times New Roman"/>
+                <w:color w:val="E394DC"/>
+                <w:sz w:val="21"/>
+                <w:szCs w:val="21"/>
+                <w:lang w:val="en-ZA" w:eastAsia="en-ZA"/>
+              </w:rPr>
+              <w:t xml:space="preserve"> </w:t>
+            </w:r>
+            <w:r>
+              <w:rPr>
+                <w:color w:val="000000"/>
+                <w:lang w:val="en-ZA"/>
+              </w:rPr>
+              <w:t>+27 60 320 5204</w:t>
+            </w:r>
           </w:p>
           <w:p>
             <w:pPr>
               <w:rPr>
                 <w:color w:val="000000"/>
+                <w:lang w:val="en-ZA"/>
               </w:rPr>
             </w:pPr>
+            <w:r>
+              <w:rPr>
+                <w:color w:val="000000"/>
+                <w:sz w:val="16"/>
+                <w:szCs w:val="16"/>
+              </w:rPr>
+              <w:t>(available on WhatsApp)</w:t>
+            </w:r>
           </w:p>
           <w:p>
             <w:pPr>
@@ -1930,7 +2061,7 @@
                 <w:noProof/>
               </w:rPr>
               <w:drawing>
-                <wp:anchor distT="0" distB="0" distL="114300" distR="114300" simplePos="0" relativeHeight="251679744" behindDoc="0" locked="0" layoutInCell="1" allowOverlap="1" wp14:anchorId="54736866" wp14:editId="7CD3393E">
+                <wp:anchor distT="0" distB="0" distL="114300" distR="114300" simplePos="0" relativeHeight="251679744" behindDoc="0" locked="0" layoutInCell="1" allowOverlap="1" wp14:anchorId="54736866" wp14:editId="6DE8E770">
                   <wp:simplePos x="0" y="0"/>
                   <wp:positionH relativeFrom="column">
                     <wp:posOffset>2009416</wp:posOffset>
@@ -2006,6 +2137,7 @@
             <w:pPr>
               <w:rPr>
                 <w:color w:val="000000"/>
+                <w:lang w:val="en-ZA"/>
               </w:rPr>
             </w:pPr>
             <w:r>
@@ -2014,13 +2146,39 @@
               </w:rPr>
               <w:t>Phone:</w:t>
             </w:r>
+            <w:r>
+              <w:rPr>
+                <w:rFonts w:ascii="Consolas" w:eastAsia="Times New Roman" w:hAnsi="Consolas" w:cs="Times New Roman"/>
+                <w:color w:val="E394DC"/>
+                <w:sz w:val="21"/>
+                <w:szCs w:val="21"/>
+                <w:lang w:val="en-ZA" w:eastAsia="en-ZA"/>
+              </w:rPr>
+              <w:t xml:space="preserve"> </w:t>
+            </w:r>
+            <w:r>
+              <w:rPr>
+                <w:color w:val="000000"/>
+                <w:lang w:val="en-ZA"/>
+              </w:rPr>
+              <w:t>+27 60 320 5204</w:t>
+            </w:r>
           </w:p>
           <w:p>
             <w:pPr>
               <w:rPr>
                 <w:color w:val="000000"/>
+                <w:lang w:val="en-ZA"/>
               </w:rPr>
             </w:pPr>
+            <w:r>
+              <w:rPr>
+                <w:color w:val="000000"/>
+                <w:sz w:val="16"/>
+                <w:szCs w:val="16"/>
+              </w:rPr>
+              <w:t>(available on WhatsApp)</w:t>
+            </w:r>
           </w:p>
           <w:p>
             <w:pPr>
@@ -2128,7 +2286,7 @@
                 <w:noProof/>
               </w:rPr>
               <w:drawing>
-                <wp:anchor distT="0" distB="0" distL="114300" distR="114300" simplePos="0" relativeHeight="251685888" behindDoc="0" locked="0" layoutInCell="1" allowOverlap="1" wp14:anchorId="24B90350" wp14:editId="0DADCCB1">
+                <wp:anchor distT="0" distB="0" distL="114300" distR="114300" simplePos="0" relativeHeight="251685888" behindDoc="0" locked="0" layoutInCell="1" allowOverlap="1" wp14:anchorId="24B90350" wp14:editId="2F01AA24">
                   <wp:simplePos x="0" y="0"/>
                   <wp:positionH relativeFrom="column">
                     <wp:posOffset>1928243</wp:posOffset>
@@ -2204,6 +2362,7 @@
             <w:pPr>
               <w:rPr>
                 <w:color w:val="000000"/>
+                <w:lang w:val="en-ZA"/>
               </w:rPr>
             </w:pPr>
             <w:r>
@@ -2212,13 +2371,39 @@
               </w:rPr>
               <w:t>Phone:</w:t>
             </w:r>
+            <w:r>
+              <w:rPr>
+                <w:rFonts w:ascii="Consolas" w:eastAsia="Times New Roman" w:hAnsi="Consolas" w:cs="Times New Roman"/>
+                <w:color w:val="E394DC"/>
+                <w:sz w:val="21"/>
+                <w:szCs w:val="21"/>
+                <w:lang w:val="en-ZA" w:eastAsia="en-ZA"/>
+              </w:rPr>
+              <w:t xml:space="preserve"> </w:t>
+            </w:r>
+            <w:r>
+              <w:rPr>
+                <w:color w:val="000000"/>
+                <w:lang w:val="en-ZA"/>
+              </w:rPr>
+              <w:t>+27 60 320 5204</w:t>
+            </w:r>
           </w:p>
           <w:p>
             <w:pPr>
               <w:rPr>
                 <w:color w:val="000000"/>
+                <w:lang w:val="en-ZA"/>
               </w:rPr>
             </w:pPr>
+            <w:r>
+              <w:rPr>
+                <w:color w:val="000000"/>
+                <w:sz w:val="16"/>
+                <w:szCs w:val="16"/>
+              </w:rPr>
+              <w:t>(available on WhatsApp)</w:t>
+            </w:r>
           </w:p>
           <w:p>
             <w:pPr>
@@ -2249,7 +2434,7 @@
                 <w:noProof/>
               </w:rPr>
               <w:drawing>
-                <wp:anchor distT="0" distB="0" distL="114300" distR="114300" simplePos="0" relativeHeight="251687936" behindDoc="0" locked="0" layoutInCell="1" allowOverlap="1" wp14:anchorId="2E871045" wp14:editId="47BE74CF">
+                <wp:anchor distT="0" distB="0" distL="114300" distR="114300" simplePos="0" relativeHeight="251687936" behindDoc="0" locked="0" layoutInCell="1" allowOverlap="1" wp14:anchorId="2E871045" wp14:editId="7A9E892E">
                   <wp:simplePos x="0" y="0"/>
                   <wp:positionH relativeFrom="column">
                     <wp:posOffset>2010686</wp:posOffset>
@@ -2325,6 +2510,7 @@
             <w:pPr>
               <w:rPr>
                 <w:color w:val="000000"/>
+                <w:lang w:val="en-ZA"/>
               </w:rPr>
             </w:pPr>
             <w:r>
@@ -2333,13 +2519,39 @@
               </w:rPr>
               <w:t>Phone:</w:t>
             </w:r>
+            <w:r>
+              <w:rPr>
+                <w:rFonts w:ascii="Consolas" w:eastAsia="Times New Roman" w:hAnsi="Consolas" w:cs="Times New Roman"/>
+                <w:color w:val="E394DC"/>
+                <w:sz w:val="21"/>
+                <w:szCs w:val="21"/>
+                <w:lang w:val="en-ZA" w:eastAsia="en-ZA"/>
+              </w:rPr>
+              <w:t xml:space="preserve"> </w:t>
+            </w:r>
+            <w:r>
+              <w:rPr>
+                <w:color w:val="000000"/>
+                <w:lang w:val="en-ZA"/>
+              </w:rPr>
+              <w:t>+27 60 320 5204</w:t>
+            </w:r>
           </w:p>
           <w:p>
             <w:pPr>
               <w:rPr>
                 <w:color w:val="000000"/>
+                <w:lang w:val="en-ZA"/>
               </w:rPr>
             </w:pPr>
+            <w:r>
+              <w:rPr>
+                <w:color w:val="000000"/>
+                <w:sz w:val="16"/>
+                <w:szCs w:val="16"/>
+              </w:rPr>
+              <w:t>(available on WhatsApp)</w:t>
+            </w:r>
           </w:p>
           <w:p>
             <w:pPr>
@@ -2447,7 +2659,7 @@
                 <w:noProof/>
               </w:rPr>
               <w:drawing>
-                <wp:anchor distT="0" distB="0" distL="114300" distR="114300" simplePos="0" relativeHeight="251689984" behindDoc="0" locked="0" layoutInCell="1" allowOverlap="1" wp14:anchorId="067CC831" wp14:editId="2CD5B7D4">
+                <wp:anchor distT="0" distB="0" distL="114300" distR="114300" simplePos="0" relativeHeight="251689984" behindDoc="0" locked="0" layoutInCell="1" allowOverlap="1" wp14:anchorId="067CC831" wp14:editId="417D2FC6">
                   <wp:simplePos x="0" y="0"/>
                   <wp:positionH relativeFrom="column">
                     <wp:posOffset>1933850</wp:posOffset>
@@ -2523,6 +2735,7 @@
             <w:pPr>
               <w:rPr>
                 <w:color w:val="000000"/>
+                <w:lang w:val="en-ZA"/>
               </w:rPr>
             </w:pPr>
             <w:r>
@@ -2531,13 +2744,39 @@
               </w:rPr>
               <w:t>Phone:</w:t>
             </w:r>
+            <w:r>
+              <w:rPr>
+                <w:rFonts w:ascii="Consolas" w:eastAsia="Times New Roman" w:hAnsi="Consolas" w:cs="Times New Roman"/>
+                <w:color w:val="E394DC"/>
+                <w:sz w:val="21"/>
+                <w:szCs w:val="21"/>
+                <w:lang w:val="en-ZA" w:eastAsia="en-ZA"/>
+              </w:rPr>
+              <w:t xml:space="preserve"> </w:t>
+            </w:r>
+            <w:r>
+              <w:rPr>
+                <w:color w:val="000000"/>
+                <w:lang w:val="en-ZA"/>
+              </w:rPr>
+              <w:t>+27 60 320 5204</w:t>
+            </w:r>
           </w:p>
           <w:p>
             <w:pPr>
               <w:rPr>
                 <w:color w:val="000000"/>
+                <w:lang w:val="en-ZA"/>
               </w:rPr>
             </w:pPr>
+            <w:r>
+              <w:rPr>
+                <w:color w:val="000000"/>
+                <w:sz w:val="16"/>
+                <w:szCs w:val="16"/>
+              </w:rPr>
+              <w:t>(available on WhatsApp)</w:t>
+            </w:r>
           </w:p>
           <w:p>
             <w:pPr>
@@ -2568,7 +2807,7 @@
                 <w:noProof/>
               </w:rPr>
               <w:drawing>
-                <wp:anchor distT="0" distB="0" distL="114300" distR="114300" simplePos="0" relativeHeight="251692032" behindDoc="0" locked="0" layoutInCell="1" allowOverlap="1" wp14:anchorId="46A35266" wp14:editId="38AC47A3">
+                <wp:anchor distT="0" distB="0" distL="114300" distR="114300" simplePos="0" relativeHeight="251692032" behindDoc="0" locked="0" layoutInCell="1" allowOverlap="1" wp14:anchorId="46A35266" wp14:editId="2E886450">
                   <wp:simplePos x="0" y="0"/>
                   <wp:positionH relativeFrom="column">
                     <wp:posOffset>2025554</wp:posOffset>
@@ -2644,6 +2883,7 @@
             <w:pPr>
               <w:rPr>
                 <w:color w:val="000000"/>
+                <w:lang w:val="en-ZA"/>
               </w:rPr>
             </w:pPr>
             <w:r>
@@ -2652,13 +2892,39 @@
               </w:rPr>
               <w:t>Phone:</w:t>
             </w:r>
+            <w:r>
+              <w:rPr>
+                <w:rFonts w:ascii="Consolas" w:eastAsia="Times New Roman" w:hAnsi="Consolas" w:cs="Times New Roman"/>
+                <w:color w:val="E394DC"/>
+                <w:sz w:val="21"/>
+                <w:szCs w:val="21"/>
+                <w:lang w:val="en-ZA" w:eastAsia="en-ZA"/>
+              </w:rPr>
+              <w:t xml:space="preserve"> </w:t>
+            </w:r>
+            <w:r>
+              <w:rPr>
+                <w:color w:val="000000"/>
+                <w:lang w:val="en-ZA"/>
+              </w:rPr>
+              <w:t>+27 60 320 5204</w:t>
+            </w:r>
           </w:p>
           <w:p>
             <w:pPr>
               <w:rPr>
                 <w:color w:val="000000"/>
+                <w:lang w:val="en-ZA"/>
               </w:rPr>
             </w:pPr>
+            <w:r>
+              <w:rPr>
+                <w:color w:val="000000"/>
+                <w:sz w:val="16"/>
+                <w:szCs w:val="16"/>
+              </w:rPr>
+              <w:t>(available on WhatsApp)</w:t>
+            </w:r>
             <w:r>
               <w:rPr>
                 <w:noProof/>
@@ -3717,7 +3983,6 @@
   <w:style w:type="character" w:default="1" w:styleId="DefaultParagraphFont">
     <w:name w:val="Default Paragraph Font"/>
     <w:uiPriority w:val="1"/>
-    <w:semiHidden/>
     <w:unhideWhenUsed/>
   </w:style>
   <w:style w:type="table" w:default="1" w:styleId="TableNormal">
@@ -28067,6 +28332,15 @@
 </file>
 
 <file path=customXml/item2.xml><?xml version="1.0" encoding="utf-8"?>
+<?mso-contentType ?>
+<FormTemplates xmlns="http://schemas.microsoft.com/sharepoint/v3/contenttype/forms">
+  <Display>DocumentLibraryForm</Display>
+  <Edit>DocumentLibraryForm</Edit>
+  <New>DocumentLibraryForm</New>
+</FormTemplates>
+</file>
+
+<file path=customXml/item3.xml><?xml version="1.0" encoding="utf-8"?>
 <p:properties xmlns:p="http://schemas.microsoft.com/office/2006/metadata/properties" xmlns:xsi="http://www.w3.org/2001/XMLSchema-instance" xmlns:pc="http://schemas.microsoft.com/office/infopath/2007/PartnerControls">
   <documentManagement>
     <_ip_UnifiedCompliancePolicyUIAction xmlns="http://schemas.microsoft.com/sharepoint/v3" xsi:nil="true"/>
@@ -28084,15 +28358,6 @@
     <MediaServiceKeyPoints xmlns="71af3243-3dd4-4a8d-8c0d-dd76da1f02a5" xsi:nil="true"/>
   </documentManagement>
 </p:properties>
-</file>
-
-<file path=customXml/item3.xml><?xml version="1.0" encoding="utf-8"?>
-<?mso-contentType ?>
-<FormTemplates xmlns="http://schemas.microsoft.com/sharepoint/v3/contenttype/forms">
-  <Display>DocumentLibraryForm</Display>
-  <Edit>DocumentLibraryForm</Edit>
-  <New>DocumentLibraryForm</New>
-</FormTemplates>
 </file>
 
 <file path=customXml/item4.xml><?xml version="1.0" encoding="utf-8"?>
@@ -28416,6 +28681,14 @@
 </file>
 
 <file path=customXml/itemProps2.xml><?xml version="1.0" encoding="utf-8"?>
+<ds:datastoreItem xmlns:ds="http://schemas.openxmlformats.org/officeDocument/2006/customXml" ds:itemID="{F2F24D1E-EB6F-4F13-AAF8-70FD00BD7D93}">
+  <ds:schemaRefs>
+    <ds:schemaRef ds:uri="http://schemas.microsoft.com/sharepoint/v3/contenttype/forms"/>
+  </ds:schemaRefs>
+</ds:datastoreItem>
+</file>
+
+<file path=customXml/itemProps3.xml><?xml version="1.0" encoding="utf-8"?>
 <ds:datastoreItem xmlns:ds="http://schemas.openxmlformats.org/officeDocument/2006/customXml" ds:itemID="{4A4572BC-DB45-48C3-A06A-427A6F2EDAB4}">
   <ds:schemaRefs>
     <ds:schemaRef ds:uri="http://schemas.microsoft.com/office/2006/metadata/properties"/>
@@ -28423,14 +28696,6 @@
     <ds:schemaRef ds:uri="http://schemas.microsoft.com/sharepoint/v3"/>
     <ds:schemaRef ds:uri="71af3243-3dd4-4a8d-8c0d-dd76da1f02a5"/>
     <ds:schemaRef ds:uri="230e9df3-be65-4c73-a93b-d1236ebd677e"/>
-  </ds:schemaRefs>
-</ds:datastoreItem>
-</file>
-
-<file path=customXml/itemProps3.xml><?xml version="1.0" encoding="utf-8"?>
-<ds:datastoreItem xmlns:ds="http://schemas.openxmlformats.org/officeDocument/2006/customXml" ds:itemID="{F2F24D1E-EB6F-4F13-AAF8-70FD00BD7D93}">
-  <ds:schemaRefs>
-    <ds:schemaRef ds:uri="http://schemas.microsoft.com/sharepoint/v3/contenttype/forms"/>
   </ds:schemaRefs>
 </ds:datastoreItem>
 </file>
